--- a/ts_sa/lab4/titul.docx
+++ b/ts_sa/lab4/titul.docx
@@ -478,7 +478,7 @@
           <w:b/>
           <w:sz w:val="28"/>
         </w:rPr>
-        <w:t>1</w:t>
+        <w:t>4</w:t>
       </w:r>
     </w:p>
     <w:p>
@@ -495,47 +495,45 @@
       <w:pPr>
         <w:ind w:left="142"/>
         <w:rPr>
+          <w:bCs/>
+          <w:sz w:val="28"/>
+        </w:rPr>
+      </w:pPr>
+      <w:r>
+        <w:rPr>
+          <w:b/>
+          <w:sz w:val="28"/>
+        </w:rPr>
+        <w:t>Название</w:t>
+      </w:r>
+      <w:r>
+        <w:rPr>
+          <w:b/>
+          <w:sz w:val="28"/>
+        </w:rPr>
+        <w:t>:</w:t>
+      </w:r>
+      <w:r>
+        <w:rPr>
+          <w:b/>
+          <w:sz w:val="28"/>
+        </w:rPr>
+        <w:t xml:space="preserve"> </w:t>
+      </w:r>
+      <w:r>
+        <w:rPr>
+          <w:bCs/>
+          <w:sz w:val="28"/>
+        </w:rPr>
+        <w:t>Исследование процесса принятия решения в условиях неопределенности</w:t>
+      </w:r>
+    </w:p>
+    <w:p>
+      <w:pPr>
+        <w:ind w:left="142"/>
+        <w:rPr>
           <w:sz w:val="32"/>
           <w:u w:val="single"/>
-        </w:rPr>
-      </w:pPr>
-      <w:r>
-        <w:rPr>
-          <w:b/>
-          <w:sz w:val="28"/>
-        </w:rPr>
-        <w:t>Название</w:t>
-      </w:r>
-      <w:r>
-        <w:rPr>
-          <w:b/>
-          <w:sz w:val="28"/>
-        </w:rPr>
-        <w:t>:</w:t>
-      </w:r>
-      <w:r>
-        <w:rPr>
-          <w:b/>
-          <w:sz w:val="28"/>
-        </w:rPr>
-        <w:t xml:space="preserve"> </w:t>
-      </w:r>
-      <w:r>
-        <w:rPr>
-          <w:bCs/>
-          <w:sz w:val="28"/>
-        </w:rPr>
-        <w:t>Формализация сложных систем</w:t>
-      </w:r>
-    </w:p>
-    <w:p>
-      <w:pPr>
-        <w:pStyle w:val="1"/>
-        <w:shd w:val="clear" w:color="auto" w:fill="FFFFFF"/>
-        <w:spacing w:line="360" w:lineRule="auto"/>
-        <w:outlineLvl w:val="0"/>
-        <w:rPr>
-          <w:sz w:val="32"/>
         </w:rPr>
       </w:pPr>
     </w:p>
